--- a/Лабораторная работа 2/лабораторная_2.docx
+++ b/Лабораторная работа 2/лабораторная_2.docx
@@ -641,7 +641,6 @@
     </w:p>
     <w:p>
       <w:pPr>
-        <w:keepNext w:val="0"/>
         <w:pageBreakBefore/>
         <w:rPr>
           <w:rFonts w:ascii="Times New Roman" w:eastAsiaTheme="minorEastAsia" w:hAnsi="Times New Roman" w:cs="Times New Roman"/>
@@ -655,13 +654,13 @@
           <w:color w:val="000000"/>
           <w:sz w:val="28"/>
         </w:rPr>
+        <w:lastRenderedPageBreak/>
         <w:t>Цель работы: создать в текстовом редакторе макет Web-страницы сайта на языке HTML.</w:t>
       </w:r>
     </w:p>
     <w:p>
       <w:pPr>
         <w:keepNext/>
-        <w:pageBreakBefore w:val="0"/>
         <w:rPr>
           <w:rFonts w:ascii="Times New Roman" w:hAnsi="Times New Roman" w:cs="Times New Roman"/>
           <w:b/>
@@ -682,8 +681,6 @@
     </w:p>
     <w:p>
       <w:pPr>
-        <w:keepNext w:val="0"/>
-        <w:pageBreakBefore w:val="0"/>
         <w:rPr>
           <w:rFonts w:ascii="Times New Roman" w:eastAsiaTheme="minorEastAsia" w:hAnsi="Times New Roman" w:cs="Times New Roman"/>
           <w:sz w:val="28"/>
@@ -702,7 +699,6 @@
     <w:p>
       <w:pPr>
         <w:keepNext/>
-        <w:pageBreakBefore w:val="0"/>
         <w:spacing w:after="80"/>
         <w:jc w:val="center"/>
         <w:rPr>
@@ -713,28 +709,25 @@
       </w:pPr>
       <w:r>
         <w:rPr>
-          <w:rFonts w:ascii="Times New Roman" w:hAnsi="Times New Roman"/>
-          <w:color w:val="000000"/>
-          <w:sz w:val="28"/>
-        </w:rPr>
-      </w:r>
-      <w:r>
+          <w:noProof/>
+        </w:rPr>
         <w:drawing>
-          <wp:inline xmlns:a="http://schemas.openxmlformats.org/drawingml/2006/main" xmlns:pic="http://schemas.openxmlformats.org/drawingml/2006/picture">
+          <wp:inline distT="0" distB="0" distL="0" distR="0" wp14:anchorId="247DCFA4" wp14:editId="09938C57">
             <wp:extent cx="2340000" cy="1342887"/>
+            <wp:effectExtent l="0" t="0" r="0" b="0"/>
             <wp:docPr id="1" name="Picture 1" descr="Рисунок 1 - проект BirdWatching"/>
             <wp:cNvGraphicFramePr>
-              <a:graphicFrameLocks noChangeAspect="1"/>
+              <a:graphicFrameLocks xmlns:a="http://schemas.openxmlformats.org/drawingml/2006/main" noChangeAspect="1"/>
             </wp:cNvGraphicFramePr>
-            <a:graphic>
+            <a:graphic xmlns:a="http://schemas.openxmlformats.org/drawingml/2006/main">
               <a:graphicData uri="http://schemas.openxmlformats.org/drawingml/2006/picture">
-                <pic:pic>
+                <pic:pic xmlns:pic="http://schemas.openxmlformats.org/drawingml/2006/picture">
                   <pic:nvPicPr>
                     <pic:cNvPr id="0" name="project.png"/>
                     <pic:cNvPicPr/>
                   </pic:nvPicPr>
                   <pic:blipFill>
-                    <a:blip r:embed="rId23"/>
+                    <a:blip r:embed="rId5"/>
                     <a:stretch>
                       <a:fillRect/>
                     </a:stretch>
@@ -744,7 +737,9 @@
                       <a:off x="0" y="0"/>
                       <a:ext cx="2340000" cy="1342887"/>
                     </a:xfrm>
-                    <a:prstGeom prst="rect"/>
+                    <a:prstGeom prst="rect">
+                      <a:avLst/>
+                    </a:prstGeom>
                   </pic:spPr>
                 </pic:pic>
               </a:graphicData>
@@ -755,8 +750,6 @@
     </w:p>
     <w:p>
       <w:pPr>
-        <w:keepNext w:val="0"/>
-        <w:pageBreakBefore w:val="0"/>
         <w:jc w:val="center"/>
         <w:rPr>
           <w:rFonts w:ascii="Times New Roman" w:eastAsiaTheme="minorEastAsia" w:hAnsi="Times New Roman" w:cs="Times New Roman"/>
@@ -776,7 +769,6 @@
     <w:p>
       <w:pPr>
         <w:keepNext/>
-        <w:pageBreakBefore w:val="0"/>
         <w:rPr>
           <w:rFonts w:ascii="Times New Roman" w:hAnsi="Times New Roman" w:cs="Times New Roman"/>
           <w:b/>
@@ -797,8 +789,6 @@
     </w:p>
     <w:p>
       <w:pPr>
-        <w:keepNext w:val="0"/>
-        <w:pageBreakBefore w:val="0"/>
         <w:rPr>
           <w:rFonts w:ascii="Times New Roman" w:eastAsiaTheme="minorEastAsia" w:hAnsi="Times New Roman" w:cs="Times New Roman"/>
           <w:sz w:val="28"/>
@@ -817,7 +807,6 @@
     <w:p>
       <w:pPr>
         <w:keepNext/>
-        <w:pageBreakBefore w:val="0"/>
         <w:spacing w:after="80"/>
         <w:jc w:val="center"/>
         <w:rPr>
@@ -828,28 +817,25 @@
       </w:pPr>
       <w:r>
         <w:rPr>
-          <w:rFonts w:ascii="Times New Roman" w:hAnsi="Times New Roman"/>
-          <w:color w:val="000000"/>
-          <w:sz w:val="28"/>
-        </w:rPr>
-      </w:r>
-      <w:r>
+          <w:noProof/>
+        </w:rPr>
         <w:drawing>
-          <wp:inline xmlns:a="http://schemas.openxmlformats.org/drawingml/2006/main" xmlns:pic="http://schemas.openxmlformats.org/drawingml/2006/picture">
+          <wp:inline distT="0" distB="0" distL="0" distR="0" wp14:anchorId="7C7B9D33" wp14:editId="2D4AA530">
             <wp:extent cx="2160000" cy="2538557"/>
+            <wp:effectExtent l="0" t="0" r="0" b="0"/>
             <wp:docPr id="2" name="Picture 2" descr="Рисунок 2 - файлы проекта"/>
             <wp:cNvGraphicFramePr>
-              <a:graphicFrameLocks noChangeAspect="1"/>
+              <a:graphicFrameLocks xmlns:a="http://schemas.openxmlformats.org/drawingml/2006/main" noChangeAspect="1"/>
             </wp:cNvGraphicFramePr>
-            <a:graphic>
+            <a:graphic xmlns:a="http://schemas.openxmlformats.org/drawingml/2006/main">
               <a:graphicData uri="http://schemas.openxmlformats.org/drawingml/2006/picture">
-                <pic:pic>
+                <pic:pic xmlns:pic="http://schemas.openxmlformats.org/drawingml/2006/picture">
                   <pic:nvPicPr>
                     <pic:cNvPr id="0" name="assets.png"/>
                     <pic:cNvPicPr/>
                   </pic:nvPicPr>
                   <pic:blipFill>
-                    <a:blip r:embed="rId24"/>
+                    <a:blip r:embed="rId6"/>
                     <a:stretch>
                       <a:fillRect/>
                     </a:stretch>
@@ -859,7 +845,9 @@
                       <a:off x="0" y="0"/>
                       <a:ext cx="2160000" cy="2538557"/>
                     </a:xfrm>
-                    <a:prstGeom prst="rect"/>
+                    <a:prstGeom prst="rect">
+                      <a:avLst/>
+                    </a:prstGeom>
                   </pic:spPr>
                 </pic:pic>
               </a:graphicData>
@@ -870,8 +858,6 @@
     </w:p>
     <w:p>
       <w:pPr>
-        <w:keepNext w:val="0"/>
-        <w:pageBreakBefore w:val="0"/>
         <w:jc w:val="center"/>
         <w:rPr>
           <w:rFonts w:ascii="Times New Roman" w:eastAsiaTheme="minorEastAsia" w:hAnsi="Times New Roman" w:cs="Times New Roman"/>
@@ -907,13 +893,12 @@
           <w:color w:val="000000"/>
           <w:sz w:val="28"/>
         </w:rPr>
+        <w:lastRenderedPageBreak/>
         <w:t>3. Создание макета страницы</w:t>
       </w:r>
     </w:p>
     <w:p>
       <w:pPr>
-        <w:keepNext w:val="0"/>
-        <w:pageBreakBefore w:val="0"/>
         <w:rPr>
           <w:rFonts w:ascii="Times New Roman" w:eastAsiaTheme="minorEastAsia" w:hAnsi="Times New Roman" w:cs="Times New Roman"/>
           <w:sz w:val="28"/>
@@ -932,7 +917,6 @@
     <w:p>
       <w:pPr>
         <w:keepNext/>
-        <w:pageBreakBefore w:val="0"/>
         <w:spacing w:after="80"/>
         <w:jc w:val="center"/>
         <w:rPr>
@@ -943,28 +927,25 @@
       </w:pPr>
       <w:r>
         <w:rPr>
-          <w:rFonts w:ascii="Times New Roman" w:hAnsi="Times New Roman"/>
-          <w:color w:val="000000"/>
-          <w:sz w:val="28"/>
-        </w:rPr>
-      </w:r>
-      <w:r>
+          <w:noProof/>
+        </w:rPr>
         <w:drawing>
-          <wp:inline xmlns:a="http://schemas.openxmlformats.org/drawingml/2006/main" xmlns:pic="http://schemas.openxmlformats.org/drawingml/2006/picture">
+          <wp:inline distT="0" distB="0" distL="0" distR="0" wp14:anchorId="23AFFF6D" wp14:editId="31E6BC09">
             <wp:extent cx="4500000" cy="2477798"/>
+            <wp:effectExtent l="0" t="0" r="0" b="0"/>
             <wp:docPr id="3" name="Picture 3" descr="Рисунок 3 - шапка и меню навигации"/>
             <wp:cNvGraphicFramePr>
-              <a:graphicFrameLocks noChangeAspect="1"/>
+              <a:graphicFrameLocks xmlns:a="http://schemas.openxmlformats.org/drawingml/2006/main" noChangeAspect="1"/>
             </wp:cNvGraphicFramePr>
-            <a:graphic>
+            <a:graphic xmlns:a="http://schemas.openxmlformats.org/drawingml/2006/main">
               <a:graphicData uri="http://schemas.openxmlformats.org/drawingml/2006/picture">
-                <pic:pic>
+                <pic:pic xmlns:pic="http://schemas.openxmlformats.org/drawingml/2006/picture">
                   <pic:nvPicPr>
                     <pic:cNvPr id="0" name="header-code.png"/>
                     <pic:cNvPicPr/>
                   </pic:nvPicPr>
                   <pic:blipFill>
-                    <a:blip r:embed="rId25"/>
+                    <a:blip r:embed="rId7"/>
                     <a:stretch>
                       <a:fillRect/>
                     </a:stretch>
@@ -974,7 +955,9 @@
                       <a:off x="0" y="0"/>
                       <a:ext cx="4500000" cy="2477798"/>
                     </a:xfrm>
-                    <a:prstGeom prst="rect"/>
+                    <a:prstGeom prst="rect">
+                      <a:avLst/>
+                    </a:prstGeom>
                   </pic:spPr>
                 </pic:pic>
               </a:graphicData>
@@ -985,8 +968,6 @@
     </w:p>
     <w:p>
       <w:pPr>
-        <w:keepNext w:val="0"/>
-        <w:pageBreakBefore w:val="0"/>
         <w:jc w:val="center"/>
         <w:rPr>
           <w:rFonts w:ascii="Times New Roman" w:eastAsiaTheme="minorEastAsia" w:hAnsi="Times New Roman" w:cs="Times New Roman"/>
@@ -1006,7 +987,6 @@
     <w:p>
       <w:pPr>
         <w:keepNext/>
-        <w:pageBreakBefore w:val="0"/>
         <w:rPr>
           <w:rFonts w:ascii="Times New Roman" w:hAnsi="Times New Roman" w:cs="Times New Roman"/>
           <w:b/>
@@ -1027,8 +1007,6 @@
     </w:p>
     <w:p>
       <w:pPr>
-        <w:keepNext w:val="0"/>
-        <w:pageBreakBefore w:val="0"/>
         <w:rPr>
           <w:rFonts w:ascii="Times New Roman" w:eastAsiaTheme="minorEastAsia" w:hAnsi="Times New Roman" w:cs="Times New Roman"/>
           <w:sz w:val="28"/>
@@ -1041,13 +1019,46 @@
           <w:color w:val="000000"/>
           <w:sz w:val="28"/>
         </w:rPr>
-        <w:t>Использованы header, nav, main, article, aside и footer. В article размещён текст приветствия, в aside - миниатюры птиц.</w:t>
+        <w:t>Использованы</w:t>
+      </w:r>
+      <w:r>
+        <w:rPr>
+          <w:rFonts w:ascii="Times New Roman" w:hAnsi="Times New Roman"/>
+          <w:color w:val="000000"/>
+          <w:sz w:val="28"/>
+          <w:lang w:val="en-US"/>
+        </w:rPr>
+        <w:t xml:space="preserve"> header, nav, main, article, aside </w:t>
+      </w:r>
+      <w:r>
+        <w:rPr>
+          <w:rFonts w:ascii="Times New Roman" w:hAnsi="Times New Roman"/>
+          <w:color w:val="000000"/>
+          <w:sz w:val="28"/>
+        </w:rPr>
+        <w:t>и</w:t>
+      </w:r>
+      <w:r>
+        <w:rPr>
+          <w:rFonts w:ascii="Times New Roman" w:hAnsi="Times New Roman"/>
+          <w:color w:val="000000"/>
+          <w:sz w:val="28"/>
+          <w:lang w:val="en-US"/>
+        </w:rPr>
+        <w:t xml:space="preserve"> footer. </w:t>
+      </w:r>
+      <w:r>
+        <w:rPr>
+          <w:rFonts w:ascii="Times New Roman" w:hAnsi="Times New Roman"/>
+          <w:color w:val="000000"/>
+          <w:sz w:val="28"/>
+        </w:rPr>
+        <w:t>В article размещён текст приветствия, в aside - миниатюры птиц.</w:t>
       </w:r>
     </w:p>
     <w:p>
       <w:pPr>
         <w:keepNext/>
-        <w:pageBreakBefore w:val="0"/>
         <w:spacing w:after="80"/>
         <w:jc w:val="center"/>
         <w:rPr>
@@ -1058,28 +1069,25 @@
       </w:pPr>
       <w:r>
         <w:rPr>
-          <w:rFonts w:ascii="Times New Roman" w:hAnsi="Times New Roman"/>
-          <w:color w:val="000000"/>
-          <w:sz w:val="28"/>
-        </w:rPr>
-      </w:r>
-      <w:r>
+          <w:noProof/>
+        </w:rPr>
         <w:drawing>
-          <wp:inline xmlns:a="http://schemas.openxmlformats.org/drawingml/2006/main" xmlns:pic="http://schemas.openxmlformats.org/drawingml/2006/picture">
+          <wp:inline distT="0" distB="0" distL="0" distR="0" wp14:anchorId="7BC86B06" wp14:editId="52BEC981">
             <wp:extent cx="5580000" cy="3293227"/>
+            <wp:effectExtent l="0" t="0" r="0" b="0"/>
             <wp:docPr id="4" name="Picture 4" descr="Рисунок 4 - основное содержимое и подвал"/>
             <wp:cNvGraphicFramePr>
-              <a:graphicFrameLocks noChangeAspect="1"/>
+              <a:graphicFrameLocks xmlns:a="http://schemas.openxmlformats.org/drawingml/2006/main" noChangeAspect="1"/>
             </wp:cNvGraphicFramePr>
-            <a:graphic>
+            <a:graphic xmlns:a="http://schemas.openxmlformats.org/drawingml/2006/main">
               <a:graphicData uri="http://schemas.openxmlformats.org/drawingml/2006/picture">
-                <pic:pic>
+                <pic:pic xmlns:pic="http://schemas.openxmlformats.org/drawingml/2006/picture">
                   <pic:nvPicPr>
                     <pic:cNvPr id="0" name="main-code.png"/>
                     <pic:cNvPicPr/>
                   </pic:nvPicPr>
                   <pic:blipFill>
-                    <a:blip r:embed="rId26"/>
+                    <a:blip r:embed="rId8"/>
                     <a:stretch>
                       <a:fillRect/>
                     </a:stretch>
@@ -1089,7 +1097,9 @@
                       <a:off x="0" y="0"/>
                       <a:ext cx="5580000" cy="3293227"/>
                     </a:xfrm>
-                    <a:prstGeom prst="rect"/>
+                    <a:prstGeom prst="rect">
+                      <a:avLst/>
+                    </a:prstGeom>
                   </pic:spPr>
                 </pic:pic>
               </a:graphicData>
@@ -1100,8 +1110,6 @@
     </w:p>
     <w:p>
       <w:pPr>
-        <w:keepNext w:val="0"/>
-        <w:pageBreakBefore w:val="0"/>
         <w:jc w:val="center"/>
         <w:rPr>
           <w:rFonts w:ascii="Times New Roman" w:eastAsiaTheme="minorEastAsia" w:hAnsi="Times New Roman" w:cs="Times New Roman"/>
@@ -1137,13 +1145,12 @@
           <w:color w:val="000000"/>
           <w:sz w:val="28"/>
         </w:rPr>
+        <w:lastRenderedPageBreak/>
         <w:t>5. Подключение CSS</w:t>
       </w:r>
     </w:p>
     <w:p>
       <w:pPr>
-        <w:keepNext w:val="0"/>
-        <w:pageBreakBefore w:val="0"/>
         <w:rPr>
           <w:rFonts w:ascii="Times New Roman" w:eastAsiaTheme="minorEastAsia" w:hAnsi="Times New Roman" w:cs="Times New Roman"/>
           <w:sz w:val="28"/>
@@ -1162,7 +1169,6 @@
     <w:p>
       <w:pPr>
         <w:keepNext/>
-        <w:pageBreakBefore w:val="0"/>
         <w:spacing w:after="80"/>
         <w:jc w:val="center"/>
         <w:rPr>
@@ -1173,28 +1179,25 @@
       </w:pPr>
       <w:r>
         <w:rPr>
-          <w:rFonts w:ascii="Times New Roman" w:hAnsi="Times New Roman"/>
-          <w:color w:val="000000"/>
-          <w:sz w:val="28"/>
-        </w:rPr>
-      </w:r>
-      <w:r>
+          <w:noProof/>
+        </w:rPr>
         <w:drawing>
-          <wp:inline xmlns:a="http://schemas.openxmlformats.org/drawingml/2006/main" xmlns:pic="http://schemas.openxmlformats.org/drawingml/2006/picture">
+          <wp:inline distT="0" distB="0" distL="0" distR="0" wp14:anchorId="7C452B4F" wp14:editId="049B608D">
             <wp:extent cx="5580000" cy="479264"/>
+            <wp:effectExtent l="0" t="0" r="0" b="0"/>
             <wp:docPr id="5" name="Picture 5" descr="Рисунок 5 - подключение CSS"/>
             <wp:cNvGraphicFramePr>
-              <a:graphicFrameLocks noChangeAspect="1"/>
+              <a:graphicFrameLocks xmlns:a="http://schemas.openxmlformats.org/drawingml/2006/main" noChangeAspect="1"/>
             </wp:cNvGraphicFramePr>
-            <a:graphic>
+            <a:graphic xmlns:a="http://schemas.openxmlformats.org/drawingml/2006/main">
               <a:graphicData uri="http://schemas.openxmlformats.org/drawingml/2006/picture">
-                <pic:pic>
+                <pic:pic xmlns:pic="http://schemas.openxmlformats.org/drawingml/2006/picture">
                   <pic:nvPicPr>
                     <pic:cNvPr id="0" name="css-code.png"/>
                     <pic:cNvPicPr/>
                   </pic:nvPicPr>
                   <pic:blipFill>
-                    <a:blip r:embed="rId27"/>
+                    <a:blip r:embed="rId9"/>
                     <a:stretch>
                       <a:fillRect/>
                     </a:stretch>
@@ -1204,7 +1207,9 @@
                       <a:off x="0" y="0"/>
                       <a:ext cx="5580000" cy="479264"/>
                     </a:xfrm>
-                    <a:prstGeom prst="rect"/>
+                    <a:prstGeom prst="rect">
+                      <a:avLst/>
+                    </a:prstGeom>
                   </pic:spPr>
                 </pic:pic>
               </a:graphicData>
@@ -1215,8 +1220,6 @@
     </w:p>
     <w:p>
       <w:pPr>
-        <w:keepNext w:val="0"/>
-        <w:pageBreakBefore w:val="0"/>
         <w:jc w:val="center"/>
         <w:rPr>
           <w:rFonts w:ascii="Times New Roman" w:eastAsiaTheme="minorEastAsia" w:hAnsi="Times New Roman" w:cs="Times New Roman"/>
@@ -1236,7 +1239,6 @@
     <w:p>
       <w:pPr>
         <w:keepNext/>
-        <w:pageBreakBefore w:val="0"/>
         <w:jc w:val="center"/>
         <w:rPr>
           <w:rFonts w:ascii="Times New Roman" w:hAnsi="Times New Roman"/>
@@ -1258,7 +1260,6 @@
     <w:p>
       <w:pPr>
         <w:keepNext/>
-        <w:pageBreakBefore w:val="0"/>
         <w:spacing w:after="80"/>
         <w:jc w:val="center"/>
         <w:rPr>
@@ -1269,28 +1270,25 @@
       </w:pPr>
       <w:r>
         <w:rPr>
-          <w:rFonts w:ascii="Times New Roman" w:hAnsi="Times New Roman"/>
-          <w:color w:val="000000"/>
-          <w:sz w:val="28"/>
-        </w:rPr>
-      </w:r>
-      <w:r>
+          <w:noProof/>
+        </w:rPr>
         <w:drawing>
-          <wp:inline xmlns:a="http://schemas.openxmlformats.org/drawingml/2006/main" xmlns:pic="http://schemas.openxmlformats.org/drawingml/2006/picture">
+          <wp:inline distT="0" distB="0" distL="0" distR="0" wp14:anchorId="57D3B599" wp14:editId="6FEA8725">
             <wp:extent cx="5940000" cy="4488147"/>
+            <wp:effectExtent l="0" t="0" r="0" b="0"/>
             <wp:docPr id="6" name="Picture 6" descr="Рисунок 6 - страница BirdWatching в браузере"/>
             <wp:cNvGraphicFramePr>
-              <a:graphicFrameLocks noChangeAspect="1"/>
+              <a:graphicFrameLocks xmlns:a="http://schemas.openxmlformats.org/drawingml/2006/main" noChangeAspect="1"/>
             </wp:cNvGraphicFramePr>
-            <a:graphic>
+            <a:graphic xmlns:a="http://schemas.openxmlformats.org/drawingml/2006/main">
               <a:graphicData uri="http://schemas.openxmlformats.org/drawingml/2006/picture">
-                <pic:pic>
+                <pic:pic xmlns:pic="http://schemas.openxmlformats.org/drawingml/2006/picture">
                   <pic:nvPicPr>
                     <pic:cNvPr id="0" name="birdwatching-page.png"/>
                     <pic:cNvPicPr/>
                   </pic:nvPicPr>
                   <pic:blipFill>
-                    <a:blip r:embed="rId28"/>
+                    <a:blip r:embed="rId10"/>
                     <a:stretch>
                       <a:fillRect/>
                     </a:stretch>
@@ -1300,7 +1298,9 @@
                       <a:off x="0" y="0"/>
                       <a:ext cx="5940000" cy="4488147"/>
                     </a:xfrm>
-                    <a:prstGeom prst="rect"/>
+                    <a:prstGeom prst="rect">
+                      <a:avLst/>
+                    </a:prstGeom>
                   </pic:spPr>
                 </pic:pic>
               </a:graphicData>
@@ -1311,8 +1311,42 @@
     </w:p>
     <w:p>
       <w:pPr>
-        <w:keepNext w:val="0"/>
-        <w:pageBreakBefore w:val="0"/>
+        <w:jc w:val="center"/>
+        <w:rPr>
+          <w:rFonts w:ascii="Times New Roman" w:hAnsi="Times New Roman"/>
+          <w:color w:val="000000"/>
+          <w:sz w:val="28"/>
+        </w:rPr>
+      </w:pPr>
+      <w:r>
+        <w:rPr>
+          <w:rFonts w:ascii="Times New Roman" w:hAnsi="Times New Roman"/>
+          <w:color w:val="000000"/>
+          <w:sz w:val="28"/>
+        </w:rPr>
+        <w:t xml:space="preserve">Рисунок 6 - страница </w:t>
+      </w:r>
+      <w:proofErr w:type="spellStart"/>
+      <w:r>
+        <w:rPr>
+          <w:rFonts w:ascii="Times New Roman" w:hAnsi="Times New Roman"/>
+          <w:color w:val="000000"/>
+          <w:sz w:val="28"/>
+        </w:rPr>
+        <w:t>BirdWatching</w:t>
+      </w:r>
+      <w:proofErr w:type="spellEnd"/>
+      <w:r>
+        <w:rPr>
+          <w:rFonts w:ascii="Times New Roman" w:hAnsi="Times New Roman"/>
+          <w:color w:val="000000"/>
+          <w:sz w:val="28"/>
+        </w:rPr>
+        <w:t xml:space="preserve"> в браузере</w:t>
+      </w:r>
+    </w:p>
+    <w:p>
+      <w:pPr>
         <w:jc w:val="center"/>
         <w:rPr>
           <w:rFonts w:ascii="Times New Roman" w:eastAsiaTheme="minorEastAsia" w:hAnsi="Times New Roman" w:cs="Times New Roman"/>
@@ -1320,32 +1354,34 @@
           <w:szCs w:val="28"/>
         </w:rPr>
       </w:pPr>
-      <w:r>
-        <w:rPr>
-          <w:rFonts w:ascii="Times New Roman" w:hAnsi="Times New Roman"/>
-          <w:color w:val="000000"/>
-          <w:sz w:val="28"/>
-        </w:rPr>
-        <w:t>Рисунок 6 - страница BirdWatching в браузере</w:t>
-      </w:r>
-    </w:p>
-    <w:p>
-      <w:pPr>
-        <w:keepNext w:val="0"/>
-        <w:pageBreakBefore w:val="0"/>
+    </w:p>
+    <w:p>
+      <w:pPr>
         <w:rPr>
           <w:rFonts w:ascii="Times New Roman" w:eastAsiaTheme="minorEastAsia" w:hAnsi="Times New Roman" w:cs="Times New Roman"/>
-          <w:sz w:val="28"/>
-          <w:szCs w:val="28"/>
-        </w:rPr>
-      </w:pPr>
-      <w:r>
-        <w:rPr>
-          <w:rFonts w:ascii="Times New Roman" w:hAnsi="Times New Roman"/>
-          <w:color w:val="000000"/>
-          <w:sz w:val="28"/>
-        </w:rPr>
-        <w:t>Вывод: создан макет BirdWatching со структурной разметкой и подключённым CSS.</w:t>
+          <w:b/>
+          <w:bCs/>
+          <w:sz w:val="28"/>
+          <w:szCs w:val="28"/>
+        </w:rPr>
+      </w:pPr>
+      <w:r>
+        <w:rPr>
+          <w:rFonts w:ascii="Times New Roman" w:hAnsi="Times New Roman"/>
+          <w:b/>
+          <w:bCs/>
+          <w:color w:val="000000"/>
+          <w:sz w:val="28"/>
+        </w:rPr>
+        <w:t>Вывод</w:t>
+      </w:r>
+      <w:r>
+        <w:rPr>
+          <w:rFonts w:ascii="Times New Roman" w:hAnsi="Times New Roman"/>
+          <w:color w:val="000000"/>
+          <w:sz w:val="28"/>
+        </w:rPr>
+        <w:t>: создан макет BirdWatching со структурной разметкой и подключённым CSS.</w:t>
       </w:r>
     </w:p>
     <w:sectPr>
